--- a/labs/lab3/report/nettech--lab3--report.docx
+++ b/labs/lab3/report/nettech--lab3--report.docx
@@ -31,7 +31,7 @@
         <w:pStyle w:val="Date"/>
       </w:pPr>
       <w:r>
-        <w:t xml:space="preserve">2026-03-20</w:t>
+        <w:t xml:space="preserve">2026-03-24</w:t>
       </w:r>
     </w:p>
     <w:sdt>
@@ -78,7 +78,7 @@
       </w:r>
     </w:p>
     <w:bookmarkEnd w:id="20"/>
-    <w:bookmarkStart w:id="105" w:name="выполнение-лабораторной-работы"/>
+    <w:bookmarkStart w:id="125" w:name="выполнение-лабораторной-работы"/>
     <w:p>
       <w:pPr>
         <w:pStyle w:val="Heading1"/>
@@ -87,7 +87,7 @@
         <w:t xml:space="preserve">2. Выполнение лабораторной работы</w:t>
       </w:r>
     </w:p>
-    <w:bookmarkStart w:id="29" w:name="mac-адресация"/>
+    <w:bookmarkStart w:id="31" w:name="mac-адресация"/>
     <w:p>
       <w:pPr>
         <w:pStyle w:val="Heading2"/>
@@ -123,11 +123,11 @@
         <w:t xml:space="preserve">).</w:t>
       </w:r>
     </w:p>
-    <w:bookmarkStart w:id="24" w:name="fig:1"/>
-    <w:p>
-      <w:pPr>
-        <w:pStyle w:val="CaptionedFigure"/>
-      </w:pPr>
+    <w:p>
+      <w:pPr>
+        <w:pStyle w:val="BodyText"/>
+      </w:pPr>
+      <w:bookmarkStart w:id="24" w:name="fig:1"/>
       <w:r>
         <w:drawing>
           <wp:inline>
@@ -170,16 +170,22 @@
           </wp:inline>
         </w:drawing>
       </w:r>
-    </w:p>
-    <w:p>
-      <w:pPr>
-        <w:pStyle w:val="ImageCaption"/>
-      </w:pPr>
-      <w:r>
-        <w:t xml:space="preserve">Команда ipconfig</w:t>
-      </w:r>
-    </w:p>
-    <w:bookmarkEnd w:id="24"/>
+      <w:bookmarkEnd w:id="24"/>
+      <w:r>
+        <w:t xml:space="preserve"> </w:t>
+      </w:r>
+      <w:r>
+        <w:t xml:space="preserve">*</w:t>
+      </w:r>
+      <w:hyperlink r:id="rId25">
+        <w:r>
+          <w:rPr>
+            <w:rStyle w:val="Hyperlink"/>
+          </w:rPr>
+          <w:t xml:space="preserve">Нажмите здесь, чтобы открыть ссылку.</w:t>
+        </w:r>
+      </w:hyperlink>
+    </w:p>
     <w:p>
       <w:pPr>
         <w:pStyle w:val="BodyText"/>
@@ -207,28 +213,28 @@
         <w:t xml:space="preserve">).</w:t>
       </w:r>
     </w:p>
-    <w:bookmarkStart w:id="28" w:name="fig:2"/>
-    <w:p>
-      <w:pPr>
-        <w:pStyle w:val="CaptionedFigure"/>
-      </w:pPr>
+    <w:p>
+      <w:pPr>
+        <w:pStyle w:val="BodyText"/>
+      </w:pPr>
+      <w:bookmarkStart w:id="29" w:name="fig:2"/>
       <w:r>
         <w:drawing>
           <wp:inline>
             <wp:extent cx="3733800" cy="896112"/>
             <wp:effectExtent b="0" l="0" r="0" t="0"/>
-            <wp:docPr descr="Команда ipconfig /all" title="" id="26" name="Picture"/>
+            <wp:docPr descr="Команда ipconfig /all" title="" id="27" name="Picture"/>
             <a:graphic>
               <a:graphicData uri="http://schemas.openxmlformats.org/drawingml/2006/picture">
                 <pic:pic>
                   <pic:nvPicPr>
-                    <pic:cNvPr descr="image/2.png" id="27" name="Picture"/>
+                    <pic:cNvPr descr="image/2.png" id="28" name="Picture"/>
                     <pic:cNvPicPr>
                       <a:picLocks noChangeArrowheads="1" noChangeAspect="1"/>
                     </pic:cNvPicPr>
                   </pic:nvPicPr>
                   <pic:blipFill>
-                    <a:blip r:embed="rId25"/>
+                    <a:blip r:embed="rId26"/>
                     <a:stretch>
                       <a:fillRect/>
                     </a:stretch>
@@ -254,16 +260,22 @@
           </wp:inline>
         </w:drawing>
       </w:r>
-    </w:p>
-    <w:p>
-      <w:pPr>
-        <w:pStyle w:val="ImageCaption"/>
-      </w:pPr>
-      <w:r>
-        <w:t xml:space="preserve">Команда ipconfig /all</w:t>
-      </w:r>
-    </w:p>
-    <w:bookmarkEnd w:id="28"/>
+      <w:bookmarkEnd w:id="29"/>
+      <w:r>
+        <w:t xml:space="preserve"> </w:t>
+      </w:r>
+      <w:r>
+        <w:t xml:space="preserve">*</w:t>
+      </w:r>
+      <w:hyperlink r:id="rId30">
+        <w:r>
+          <w:rPr>
+            <w:rStyle w:val="Hyperlink"/>
+          </w:rPr>
+          <w:t xml:space="preserve">Нажмите здесь, чтобы открыть ссылку.</w:t>
+        </w:r>
+      </w:hyperlink>
+    </w:p>
     <w:p>
       <w:pPr>
         <w:pStyle w:val="BodyText"/>
@@ -272,8 +284,8 @@
         <w:t xml:space="preserve">Проверив на специальном сайте производителя устройства по первым 3 октетам выясняем, что устройство выпущено компанией Intel Corporate. Взяв первый байт (DC) и переведя в двоичную систему счисления, получаем 11011100. Так как последний бит = 0, адрес является индивидуальным. Предпоследний бит = 0, следовательно, адрес глобально администрируемый.</w:t>
       </w:r>
     </w:p>
-    <w:bookmarkEnd w:id="29"/>
-    <w:bookmarkStart w:id="66" w:name="X6c76421fbd19cc984e76814c23119fc66625a76"/>
+    <w:bookmarkEnd w:id="31"/>
+    <w:bookmarkStart w:id="77" w:name="X6c76421fbd19cc984e76814c23119fc66625a76"/>
     <w:p>
       <w:pPr>
         <w:pStyle w:val="Heading2"/>
@@ -309,28 +321,28 @@
         <w:t xml:space="preserve">).</w:t>
       </w:r>
     </w:p>
-    <w:bookmarkStart w:id="33" w:name="fig:3"/>
-    <w:p>
-      <w:pPr>
-        <w:pStyle w:val="CaptionedFigure"/>
-      </w:pPr>
+    <w:p>
+      <w:pPr>
+        <w:pStyle w:val="BodyText"/>
+      </w:pPr>
+      <w:bookmarkStart w:id="35" w:name="fig:3"/>
       <w:r>
         <w:drawing>
           <wp:inline>
             <wp:extent cx="3733800" cy="1536670"/>
             <wp:effectExtent b="0" l="0" r="0" t="0"/>
-            <wp:docPr descr="Запуск захвата трафика" title="" id="31" name="Picture"/>
+            <wp:docPr descr="Запуск захвата трафика" title="" id="33" name="Picture"/>
             <a:graphic>
               <a:graphicData uri="http://schemas.openxmlformats.org/drawingml/2006/picture">
                 <pic:pic>
                   <pic:nvPicPr>
-                    <pic:cNvPr descr="image/3.png" id="32" name="Picture"/>
+                    <pic:cNvPr descr="image/3.png" id="34" name="Picture"/>
                     <pic:cNvPicPr>
                       <a:picLocks noChangeArrowheads="1" noChangeAspect="1"/>
                     </pic:cNvPicPr>
                   </pic:nvPicPr>
                   <pic:blipFill>
-                    <a:blip r:embed="rId30"/>
+                    <a:blip r:embed="rId32"/>
                     <a:stretch>
                       <a:fillRect/>
                     </a:stretch>
@@ -356,16 +368,22 @@
           </wp:inline>
         </w:drawing>
       </w:r>
-    </w:p>
-    <w:p>
-      <w:pPr>
-        <w:pStyle w:val="ImageCaption"/>
-      </w:pPr>
-      <w:r>
-        <w:t xml:space="preserve">Запуск захвата трафика</w:t>
-      </w:r>
-    </w:p>
-    <w:bookmarkEnd w:id="33"/>
+      <w:bookmarkEnd w:id="35"/>
+      <w:r>
+        <w:t xml:space="preserve"> </w:t>
+      </w:r>
+      <w:r>
+        <w:t xml:space="preserve">*</w:t>
+      </w:r>
+      <w:hyperlink r:id="rId36">
+        <w:r>
+          <w:rPr>
+            <w:rStyle w:val="Hyperlink"/>
+          </w:rPr>
+          <w:t xml:space="preserve">Нажмите здесь, чтобы открыть ссылку.</w:t>
+        </w:r>
+      </w:hyperlink>
+    </w:p>
     <w:p>
       <w:pPr>
         <w:pStyle w:val="BodyText"/>
@@ -393,28 +411,28 @@
         <w:t xml:space="preserve">).</w:t>
       </w:r>
     </w:p>
-    <w:bookmarkStart w:id="37" w:name="fig:4"/>
-    <w:p>
-      <w:pPr>
-        <w:pStyle w:val="CaptionedFigure"/>
-      </w:pPr>
+    <w:p>
+      <w:pPr>
+        <w:pStyle w:val="BodyText"/>
+      </w:pPr>
+      <w:bookmarkStart w:id="40" w:name="fig:4"/>
       <w:r>
         <w:drawing>
           <wp:inline>
             <wp:extent cx="3733800" cy="960814"/>
             <wp:effectExtent b="0" l="0" r="0" t="0"/>
-            <wp:docPr descr="Пинг шлюза по умолчанию" title="" id="35" name="Picture"/>
+            <wp:docPr descr="Пинг шлюза по умолчанию" title="" id="38" name="Picture"/>
             <a:graphic>
               <a:graphicData uri="http://schemas.openxmlformats.org/drawingml/2006/picture">
                 <pic:pic>
                   <pic:nvPicPr>
-                    <pic:cNvPr descr="image/4.png" id="36" name="Picture"/>
+                    <pic:cNvPr descr="image/4.png" id="39" name="Picture"/>
                     <pic:cNvPicPr>
                       <a:picLocks noChangeArrowheads="1" noChangeAspect="1"/>
                     </pic:cNvPicPr>
                   </pic:nvPicPr>
                   <pic:blipFill>
-                    <a:blip r:embed="rId34"/>
+                    <a:blip r:embed="rId37"/>
                     <a:stretch>
                       <a:fillRect/>
                     </a:stretch>
@@ -440,16 +458,19 @@
           </wp:inline>
         </w:drawing>
       </w:r>
-    </w:p>
-    <w:p>
-      <w:pPr>
-        <w:pStyle w:val="ImageCaption"/>
-      </w:pPr>
-      <w:r>
-        <w:t xml:space="preserve">Пинг шлюза по умолчанию</w:t>
-      </w:r>
-    </w:p>
-    <w:bookmarkEnd w:id="37"/>
+      <w:bookmarkEnd w:id="40"/>
+      <w:r>
+        <w:t xml:space="preserve"> </w:t>
+      </w:r>
+      <w:hyperlink r:id="rId41">
+        <w:r>
+          <w:rPr>
+            <w:rStyle w:val="Hyperlink"/>
+          </w:rPr>
+          <w:t xml:space="preserve">Нажмите здесь, чтобы открыть ссылку.</w:t>
+        </w:r>
+      </w:hyperlink>
+    </w:p>
     <w:p>
       <w:pPr>
         <w:pStyle w:val="BodyText"/>
@@ -477,28 +498,28 @@
         <w:t xml:space="preserve">)</w:t>
       </w:r>
     </w:p>
-    <w:bookmarkStart w:id="41" w:name="fig:5"/>
-    <w:p>
-      <w:pPr>
-        <w:pStyle w:val="CaptionedFigure"/>
-      </w:pPr>
+    <w:p>
+      <w:pPr>
+        <w:pStyle w:val="BodyText"/>
+      </w:pPr>
+      <w:bookmarkStart w:id="45" w:name="fig:5"/>
       <w:r>
         <w:drawing>
           <wp:inline>
             <wp:extent cx="3733800" cy="1250619"/>
             <wp:effectExtent b="0" l="0" r="0" t="0"/>
-            <wp:docPr descr="Кадр ICMP - эхо-запрос: информация о длине кадра, типе Ethernet и MAC-адресах" title="" id="39" name="Picture"/>
+            <wp:docPr descr="Кадр ICMP - эхо-запрос: информация о длине кадра, типе Ethernet и MAC-адресах" title="" id="43" name="Picture"/>
             <a:graphic>
               <a:graphicData uri="http://schemas.openxmlformats.org/drawingml/2006/picture">
                 <pic:pic>
                   <pic:nvPicPr>
-                    <pic:cNvPr descr="image/5.png" id="40" name="Picture"/>
+                    <pic:cNvPr descr="image/5.png" id="44" name="Picture"/>
                     <pic:cNvPicPr>
                       <a:picLocks noChangeArrowheads="1" noChangeAspect="1"/>
                     </pic:cNvPicPr>
                   </pic:nvPicPr>
                   <pic:blipFill>
-                    <a:blip r:embed="rId38"/>
+                    <a:blip r:embed="rId42"/>
                     <a:stretch>
                       <a:fillRect/>
                     </a:stretch>
@@ -524,16 +545,19 @@
           </wp:inline>
         </w:drawing>
       </w:r>
-    </w:p>
-    <w:p>
-      <w:pPr>
-        <w:pStyle w:val="ImageCaption"/>
-      </w:pPr>
-      <w:r>
-        <w:t xml:space="preserve">Кадр ICMP - эхо-запрос: информация о длине кадра, типе Ethernet и MAC-адресах</w:t>
-      </w:r>
-    </w:p>
-    <w:bookmarkEnd w:id="41"/>
+      <w:bookmarkEnd w:id="45"/>
+      <w:r>
+        <w:t xml:space="preserve"> </w:t>
+      </w:r>
+      <w:hyperlink r:id="rId46">
+        <w:r>
+          <w:rPr>
+            <w:rStyle w:val="Hyperlink"/>
+          </w:rPr>
+          <w:t xml:space="preserve">Нажмите здесь, чтобы открыть ссылку.</w:t>
+        </w:r>
+      </w:hyperlink>
+    </w:p>
     <w:p>
       <w:pPr>
         <w:pStyle w:val="BodyText"/>
@@ -561,28 +585,28 @@
         <w:t xml:space="preserve">).</w:t>
       </w:r>
     </w:p>
-    <w:bookmarkStart w:id="45" w:name="fig:6"/>
-    <w:p>
-      <w:pPr>
-        <w:pStyle w:val="CaptionedFigure"/>
-      </w:pPr>
+    <w:p>
+      <w:pPr>
+        <w:pStyle w:val="BodyText"/>
+      </w:pPr>
+      <w:bookmarkStart w:id="50" w:name="fig:6"/>
       <w:r>
         <w:drawing>
           <wp:inline>
             <wp:extent cx="4267200" cy="790742"/>
             <wp:effectExtent b="0" l="0" r="0" t="0"/>
-            <wp:docPr descr="Кадр ICMP - эхо-ответ: информация о длине кадра, типе Ethernet, MAC-адресах" title="" id="43" name="Picture"/>
+            <wp:docPr descr="Кадр ICMP - эхо-ответ: информация о длине кадра, типе Ethernet, MAC-адресах" title="" id="48" name="Picture"/>
             <a:graphic>
               <a:graphicData uri="http://schemas.openxmlformats.org/drawingml/2006/picture">
                 <pic:pic>
                   <pic:nvPicPr>
-                    <pic:cNvPr descr="image/6.png" id="44" name="Picture"/>
+                    <pic:cNvPr descr="image/6.png" id="49" name="Picture"/>
                     <pic:cNvPicPr>
                       <a:picLocks noChangeArrowheads="1" noChangeAspect="1"/>
                     </pic:cNvPicPr>
                   </pic:nvPicPr>
                   <pic:blipFill>
-                    <a:blip r:embed="rId42"/>
+                    <a:blip r:embed="rId47"/>
                     <a:stretch>
                       <a:fillRect/>
                     </a:stretch>
@@ -608,16 +632,19 @@
           </wp:inline>
         </w:drawing>
       </w:r>
-    </w:p>
-    <w:p>
-      <w:pPr>
-        <w:pStyle w:val="ImageCaption"/>
-      </w:pPr>
-      <w:r>
-        <w:t xml:space="preserve">Кадр ICMP - эхо-ответ: информация о длине кадра, типе Ethernet, MAC-адресах</w:t>
-      </w:r>
-    </w:p>
-    <w:bookmarkEnd w:id="45"/>
+      <w:bookmarkEnd w:id="50"/>
+      <w:r>
+        <w:t xml:space="preserve"> </w:t>
+      </w:r>
+      <w:hyperlink r:id="rId51">
+        <w:r>
+          <w:rPr>
+            <w:rStyle w:val="Hyperlink"/>
+          </w:rPr>
+          <w:t xml:space="preserve">Нажмите здесь, чтобы открыть ссылку.</w:t>
+        </w:r>
+      </w:hyperlink>
+    </w:p>
     <w:p>
       <w:pPr>
         <w:pStyle w:val="BodyText"/>
@@ -645,28 +672,28 @@
         <w:t xml:space="preserve">).</w:t>
       </w:r>
     </w:p>
-    <w:bookmarkStart w:id="49" w:name="fig:7"/>
-    <w:p>
-      <w:pPr>
-        <w:pStyle w:val="CaptionedFigure"/>
-      </w:pPr>
+    <w:p>
+      <w:pPr>
+        <w:pStyle w:val="BodyText"/>
+      </w:pPr>
+      <w:bookmarkStart w:id="55" w:name="fig:7"/>
       <w:r>
         <w:drawing>
           <wp:inline>
             <wp:extent cx="4267200" cy="1899055"/>
             <wp:effectExtent b="0" l="0" r="0" t="0"/>
-            <wp:docPr descr="Кадр ARP: информация о длине кадра, типе Ethernet, MAC-адресах" title="" id="47" name="Picture"/>
+            <wp:docPr descr="Кадр ARP: информация о длине кадра, типе Ethernet, MAC-адресах" title="" id="53" name="Picture"/>
             <a:graphic>
               <a:graphicData uri="http://schemas.openxmlformats.org/drawingml/2006/picture">
                 <pic:pic>
                   <pic:nvPicPr>
-                    <pic:cNvPr descr="image/7.png" id="48" name="Picture"/>
+                    <pic:cNvPr descr="image/7.png" id="54" name="Picture"/>
                     <pic:cNvPicPr>
                       <a:picLocks noChangeArrowheads="1" noChangeAspect="1"/>
                     </pic:cNvPicPr>
                   </pic:nvPicPr>
                   <pic:blipFill>
-                    <a:blip r:embed="rId46"/>
+                    <a:blip r:embed="rId52"/>
                     <a:stretch>
                       <a:fillRect/>
                     </a:stretch>
@@ -692,16 +719,19 @@
           </wp:inline>
         </w:drawing>
       </w:r>
-    </w:p>
-    <w:p>
-      <w:pPr>
-        <w:pStyle w:val="ImageCaption"/>
-      </w:pPr>
-      <w:r>
-        <w:t xml:space="preserve">Кадр ARP: информация о длине кадра, типе Ethernet, MAC-адресах</w:t>
-      </w:r>
-    </w:p>
-    <w:bookmarkEnd w:id="49"/>
+      <w:bookmarkEnd w:id="55"/>
+      <w:r>
+        <w:t xml:space="preserve"> </w:t>
+      </w:r>
+      <w:hyperlink r:id="rId56">
+        <w:r>
+          <w:rPr>
+            <w:rStyle w:val="Hyperlink"/>
+          </w:rPr>
+          <w:t xml:space="preserve">Нажмите здесь, чтобы открыть ссылку.</w:t>
+        </w:r>
+      </w:hyperlink>
+    </w:p>
     <w:p>
       <w:pPr>
         <w:pStyle w:val="BodyText"/>
@@ -728,29 +758,40 @@
       <w:r>
         <w:t xml:space="preserve">).</w:t>
       </w:r>
-    </w:p>
-    <w:bookmarkStart w:id="53" w:name="fig:8"/>
-    <w:p>
-      <w:pPr>
-        <w:pStyle w:val="CaptionedFigure"/>
-      </w:pPr>
+      <w:r>
+        <w:t xml:space="preserve"> </w:t>
+      </w:r>
+      <w:hyperlink r:id="rId57">
+        <w:r>
+          <w:rPr>
+            <w:rStyle w:val="Hyperlink"/>
+          </w:rPr>
+          <w:t xml:space="preserve">Нажмите здесь, чтобы открыть ссылку.</w:t>
+        </w:r>
+      </w:hyperlink>
+    </w:p>
+    <w:p>
+      <w:pPr>
+        <w:pStyle w:val="BodyText"/>
+      </w:pPr>
+      <w:bookmarkStart w:id="61" w:name="fig:8"/>
       <w:r>
         <w:drawing>
           <wp:inline>
             <wp:extent cx="4267200" cy="1010074"/>
             <wp:effectExtent b="0" l="0" r="0" t="0"/>
-            <wp:docPr descr="Пинг сайта www.yandex.ru" title="" id="51" name="Picture"/>
+            <wp:docPr descr="Пинг сайта www.yandex.ru" title="" id="59" name="Picture"/>
             <a:graphic>
               <a:graphicData uri="http://schemas.openxmlformats.org/drawingml/2006/picture">
                 <pic:pic>
                   <pic:nvPicPr>
-                    <pic:cNvPr descr="image/8.png" id="52" name="Picture"/>
+                    <pic:cNvPr descr="image/8.png" id="60" name="Picture"/>
                     <pic:cNvPicPr>
                       <a:picLocks noChangeArrowheads="1" noChangeAspect="1"/>
                     </pic:cNvPicPr>
                   </pic:nvPicPr>
                   <pic:blipFill>
-                    <a:blip r:embed="rId50"/>
+                    <a:blip r:embed="rId58"/>
                     <a:stretch>
                       <a:fillRect/>
                     </a:stretch>
@@ -776,16 +817,19 @@
           </wp:inline>
         </w:drawing>
       </w:r>
-    </w:p>
-    <w:p>
-      <w:pPr>
-        <w:pStyle w:val="ImageCaption"/>
-      </w:pPr>
-      <w:r>
-        <w:t xml:space="preserve">Пинг сайта www.yandex.ru</w:t>
-      </w:r>
-    </w:p>
-    <w:bookmarkEnd w:id="53"/>
+      <w:bookmarkEnd w:id="61"/>
+      <w:r>
+        <w:t xml:space="preserve"> </w:t>
+      </w:r>
+      <w:hyperlink r:id="rId57">
+        <w:r>
+          <w:rPr>
+            <w:rStyle w:val="Hyperlink"/>
+          </w:rPr>
+          <w:t xml:space="preserve">Нажмите здесь, чтобы открыть ссылку.</w:t>
+        </w:r>
+      </w:hyperlink>
+    </w:p>
     <w:p>
       <w:pPr>
         <w:pStyle w:val="BodyText"/>
@@ -813,28 +857,28 @@
         <w:t xml:space="preserve">).</w:t>
       </w:r>
     </w:p>
-    <w:bookmarkStart w:id="57" w:name="fig:9"/>
-    <w:p>
-      <w:pPr>
-        <w:pStyle w:val="CaptionedFigure"/>
-      </w:pPr>
+    <w:p>
+      <w:pPr>
+        <w:pStyle w:val="BodyText"/>
+      </w:pPr>
+      <w:bookmarkStart w:id="65" w:name="fig:9"/>
       <w:r>
         <w:drawing>
           <wp:inline>
             <wp:extent cx="4267200" cy="1729273"/>
             <wp:effectExtent b="0" l="0" r="0" t="0"/>
-            <wp:docPr descr="Запрос протокола ICMP" title="" id="55" name="Picture"/>
+            <wp:docPr descr="Запрос протокола ICMP" title="" id="63" name="Picture"/>
             <a:graphic>
               <a:graphicData uri="http://schemas.openxmlformats.org/drawingml/2006/picture">
                 <pic:pic>
                   <pic:nvPicPr>
-                    <pic:cNvPr descr="image/9.png" id="56" name="Picture"/>
+                    <pic:cNvPr descr="image/9.png" id="64" name="Picture"/>
                     <pic:cNvPicPr>
                       <a:picLocks noChangeArrowheads="1" noChangeAspect="1"/>
                     </pic:cNvPicPr>
                   </pic:nvPicPr>
                   <pic:blipFill>
-                    <a:blip r:embed="rId54"/>
+                    <a:blip r:embed="rId62"/>
                     <a:stretch>
                       <a:fillRect/>
                     </a:stretch>
@@ -860,16 +904,19 @@
           </wp:inline>
         </w:drawing>
       </w:r>
-    </w:p>
-    <w:p>
-      <w:pPr>
-        <w:pStyle w:val="ImageCaption"/>
-      </w:pPr>
-      <w:r>
-        <w:t xml:space="preserve">Запрос протокола ICMP</w:t>
-      </w:r>
-    </w:p>
-    <w:bookmarkEnd w:id="57"/>
+      <w:bookmarkEnd w:id="65"/>
+      <w:r>
+        <w:t xml:space="preserve"> </w:t>
+      </w:r>
+      <w:hyperlink r:id="rId66">
+        <w:r>
+          <w:rPr>
+            <w:rStyle w:val="Hyperlink"/>
+          </w:rPr>
+          <w:t xml:space="preserve">Нажмите здесь, чтобы открыть ссылку.</w:t>
+        </w:r>
+      </w:hyperlink>
+    </w:p>
     <w:p>
       <w:pPr>
         <w:pStyle w:val="BodyText"/>
@@ -896,29 +943,40 @@
       <w:r>
         <w:t xml:space="preserve">).</w:t>
       </w:r>
-    </w:p>
-    <w:bookmarkStart w:id="61" w:name="fig:10"/>
-    <w:p>
-      <w:pPr>
-        <w:pStyle w:val="CaptionedFigure"/>
-      </w:pPr>
+      <w:r>
+        <w:t xml:space="preserve"> </w:t>
+      </w:r>
+      <w:hyperlink r:id="rId67">
+        <w:r>
+          <w:rPr>
+            <w:rStyle w:val="Hyperlink"/>
+          </w:rPr>
+          <w:t xml:space="preserve">Нажмите здесь, чтобы открыть ссылку.</w:t>
+        </w:r>
+      </w:hyperlink>
+    </w:p>
+    <w:p>
+      <w:pPr>
+        <w:pStyle w:val="BodyText"/>
+      </w:pPr>
+      <w:bookmarkStart w:id="71" w:name="fig:10"/>
       <w:r>
         <w:drawing>
           <wp:inline>
             <wp:extent cx="4267200" cy="1959538"/>
             <wp:effectExtent b="0" l="0" r="0" t="0"/>
-            <wp:docPr descr="Ответ протокола ICMP" title="" id="59" name="Picture"/>
+            <wp:docPr descr="Ответ протокола ICMP" title="" id="69" name="Picture"/>
             <a:graphic>
               <a:graphicData uri="http://schemas.openxmlformats.org/drawingml/2006/picture">
                 <pic:pic>
                   <pic:nvPicPr>
-                    <pic:cNvPr descr="image/10.png" id="60" name="Picture"/>
+                    <pic:cNvPr descr="image/10.png" id="70" name="Picture"/>
                     <pic:cNvPicPr>
                       <a:picLocks noChangeArrowheads="1" noChangeAspect="1"/>
                     </pic:cNvPicPr>
                   </pic:nvPicPr>
                   <pic:blipFill>
-                    <a:blip r:embed="rId58"/>
+                    <a:blip r:embed="rId68"/>
                     <a:stretch>
                       <a:fillRect/>
                     </a:stretch>
@@ -944,16 +1002,19 @@
           </wp:inline>
         </w:drawing>
       </w:r>
-    </w:p>
-    <w:p>
-      <w:pPr>
-        <w:pStyle w:val="ImageCaption"/>
-      </w:pPr>
-      <w:r>
-        <w:t xml:space="preserve">Ответ протокола ICMP</w:t>
-      </w:r>
-    </w:p>
-    <w:bookmarkEnd w:id="61"/>
+      <w:bookmarkEnd w:id="71"/>
+      <w:r>
+        <w:t xml:space="preserve"> </w:t>
+      </w:r>
+      <w:hyperlink r:id="rId67">
+        <w:r>
+          <w:rPr>
+            <w:rStyle w:val="Hyperlink"/>
+          </w:rPr>
+          <w:t xml:space="preserve">Нажмите здесь, чтобы открыть ссылку.</w:t>
+        </w:r>
+      </w:hyperlink>
+    </w:p>
     <w:p>
       <w:pPr>
         <w:pStyle w:val="BodyText"/>
@@ -980,29 +1041,40 @@
       <w:r>
         <w:t xml:space="preserve">).</w:t>
       </w:r>
-    </w:p>
-    <w:bookmarkStart w:id="65" w:name="fig:11"/>
-    <w:p>
-      <w:pPr>
-        <w:pStyle w:val="CaptionedFigure"/>
-      </w:pPr>
+      <w:r>
+        <w:t xml:space="preserve"> </w:t>
+      </w:r>
+      <w:hyperlink r:id="rId72">
+        <w:r>
+          <w:rPr>
+            <w:rStyle w:val="Hyperlink"/>
+          </w:rPr>
+          <w:t xml:space="preserve">Нажмите здесь, чтобы открыть ссылку.</w:t>
+        </w:r>
+      </w:hyperlink>
+    </w:p>
+    <w:p>
+      <w:pPr>
+        <w:pStyle w:val="BodyText"/>
+      </w:pPr>
+      <w:bookmarkStart w:id="76" w:name="fig:11"/>
       <w:r>
         <w:drawing>
           <wp:inline>
             <wp:extent cx="4267200" cy="3440723"/>
             <wp:effectExtent b="0" l="0" r="0" t="0"/>
-            <wp:docPr descr="Кадр ARP - эхо-ответ" title="" id="63" name="Picture"/>
+            <wp:docPr descr="Кадр ARP - эхо-ответ" title="" id="74" name="Picture"/>
             <a:graphic>
               <a:graphicData uri="http://schemas.openxmlformats.org/drawingml/2006/picture">
                 <pic:pic>
                   <pic:nvPicPr>
-                    <pic:cNvPr descr="image/11.png" id="64" name="Picture"/>
+                    <pic:cNvPr descr="image/11.png" id="75" name="Picture"/>
                     <pic:cNvPicPr>
                       <a:picLocks noChangeArrowheads="1" noChangeAspect="1"/>
                     </pic:cNvPicPr>
                   </pic:nvPicPr>
                   <pic:blipFill>
-                    <a:blip r:embed="rId62"/>
+                    <a:blip r:embed="rId73"/>
                     <a:stretch>
                       <a:fillRect/>
                     </a:stretch>
@@ -1028,18 +1100,21 @@
           </wp:inline>
         </w:drawing>
       </w:r>
-    </w:p>
-    <w:p>
-      <w:pPr>
-        <w:pStyle w:val="ImageCaption"/>
-      </w:pPr>
-      <w:r>
-        <w:t xml:space="preserve">Кадр ARP - эхо-ответ</w:t>
-      </w:r>
-    </w:p>
-    <w:bookmarkEnd w:id="65"/>
-    <w:bookmarkEnd w:id="66"/>
-    <w:bookmarkStart w:id="87" w:name="X2966bb2fc3c9a92445bae0f6a1e0c47d9574f17"/>
+      <w:bookmarkEnd w:id="76"/>
+      <w:r>
+        <w:t xml:space="preserve"> </w:t>
+      </w:r>
+      <w:hyperlink r:id="rId72">
+        <w:r>
+          <w:rPr>
+            <w:rStyle w:val="Hyperlink"/>
+          </w:rPr>
+          <w:t xml:space="preserve">Нажмите здесь, чтобы открыть ссылку.</w:t>
+        </w:r>
+      </w:hyperlink>
+    </w:p>
+    <w:bookmarkEnd w:id="77"/>
+    <w:bookmarkStart w:id="103" w:name="X2966bb2fc3c9a92445bae0f6a1e0c47d9574f17"/>
     <w:p>
       <w:pPr>
         <w:pStyle w:val="Heading2"/>
@@ -1075,28 +1150,28 @@
         <w:t xml:space="preserve">)</w:t>
       </w:r>
     </w:p>
-    <w:bookmarkStart w:id="70" w:name="fig:12"/>
-    <w:p>
-      <w:pPr>
-        <w:pStyle w:val="CaptionedFigure"/>
-      </w:pPr>
+    <w:p>
+      <w:pPr>
+        <w:pStyle w:val="BodyText"/>
+      </w:pPr>
+      <w:bookmarkStart w:id="81" w:name="fig:12"/>
       <w:r>
         <w:drawing>
           <wp:inline>
             <wp:extent cx="3733800" cy="1795209"/>
             <wp:effectExtent b="0" l="0" r="0" t="0"/>
-            <wp:docPr descr="Кадр http - запрос" title="" id="68" name="Picture"/>
+            <wp:docPr descr="Кадр http - запрос" title="" id="79" name="Picture"/>
             <a:graphic>
               <a:graphicData uri="http://schemas.openxmlformats.org/drawingml/2006/picture">
                 <pic:pic>
                   <pic:nvPicPr>
-                    <pic:cNvPr descr="image/12.png" id="69" name="Picture"/>
+                    <pic:cNvPr descr="image/12.png" id="80" name="Picture"/>
                     <pic:cNvPicPr>
                       <a:picLocks noChangeArrowheads="1" noChangeAspect="1"/>
                     </pic:cNvPicPr>
                   </pic:nvPicPr>
                   <pic:blipFill>
-                    <a:blip r:embed="rId67"/>
+                    <a:blip r:embed="rId78"/>
                     <a:stretch>
                       <a:fillRect/>
                     </a:stretch>
@@ -1122,16 +1197,19 @@
           </wp:inline>
         </w:drawing>
       </w:r>
-    </w:p>
-    <w:p>
-      <w:pPr>
-        <w:pStyle w:val="ImageCaption"/>
-      </w:pPr>
-      <w:r>
-        <w:t xml:space="preserve">Кадр http - запрос</w:t>
-      </w:r>
-    </w:p>
-    <w:bookmarkEnd w:id="70"/>
+      <w:bookmarkEnd w:id="81"/>
+      <w:r>
+        <w:t xml:space="preserve"> </w:t>
+      </w:r>
+      <w:hyperlink r:id="rId82">
+        <w:r>
+          <w:rPr>
+            <w:rStyle w:val="Hyperlink"/>
+          </w:rPr>
+          <w:t xml:space="preserve">Нажмите здесь, чтобы открыть ссылку.</w:t>
+        </w:r>
+      </w:hyperlink>
+    </w:p>
     <w:p>
       <w:pPr>
         <w:pStyle w:val="BodyText"/>
@@ -1159,28 +1237,28 @@
         <w:t xml:space="preserve">)</w:t>
       </w:r>
     </w:p>
-    <w:bookmarkStart w:id="74" w:name="fig:13"/>
-    <w:p>
-      <w:pPr>
-        <w:pStyle w:val="CaptionedFigure"/>
-      </w:pPr>
+    <w:p>
+      <w:pPr>
+        <w:pStyle w:val="BodyText"/>
+      </w:pPr>
+      <w:bookmarkStart w:id="86" w:name="fig:13"/>
       <w:r>
         <w:drawing>
           <wp:inline>
             <wp:extent cx="3733800" cy="3525017"/>
             <wp:effectExtent b="0" l="0" r="0" t="0"/>
-            <wp:docPr descr="Кадр http - ответ" title="" id="72" name="Picture"/>
+            <wp:docPr descr="Кадр http - ответ" title="" id="84" name="Picture"/>
             <a:graphic>
               <a:graphicData uri="http://schemas.openxmlformats.org/drawingml/2006/picture">
                 <pic:pic>
                   <pic:nvPicPr>
-                    <pic:cNvPr descr="image/13.png" id="73" name="Picture"/>
+                    <pic:cNvPr descr="image/13.png" id="85" name="Picture"/>
                     <pic:cNvPicPr>
                       <a:picLocks noChangeArrowheads="1" noChangeAspect="1"/>
                     </pic:cNvPicPr>
                   </pic:nvPicPr>
                   <pic:blipFill>
-                    <a:blip r:embed="rId71"/>
+                    <a:blip r:embed="rId83"/>
                     <a:stretch>
                       <a:fillRect/>
                     </a:stretch>
@@ -1206,16 +1284,19 @@
           </wp:inline>
         </w:drawing>
       </w:r>
-    </w:p>
-    <w:p>
-      <w:pPr>
-        <w:pStyle w:val="ImageCaption"/>
-      </w:pPr>
-      <w:r>
-        <w:t xml:space="preserve">Кадр http - ответ</w:t>
-      </w:r>
-    </w:p>
-    <w:bookmarkEnd w:id="74"/>
+      <w:bookmarkEnd w:id="86"/>
+      <w:r>
+        <w:t xml:space="preserve"> </w:t>
+      </w:r>
+      <w:hyperlink r:id="rId87">
+        <w:r>
+          <w:rPr>
+            <w:rStyle w:val="Hyperlink"/>
+          </w:rPr>
+          <w:t xml:space="preserve">Нажмите здесь, чтобы открыть ссылку.</w:t>
+        </w:r>
+      </w:hyperlink>
+    </w:p>
     <w:p>
       <w:pPr>
         <w:pStyle w:val="BodyText"/>
@@ -1259,28 +1340,28 @@
         <w:t xml:space="preserve">).</w:t>
       </w:r>
     </w:p>
-    <w:bookmarkStart w:id="78" w:name="fig:14"/>
-    <w:p>
-      <w:pPr>
-        <w:pStyle w:val="CaptionedFigure"/>
-      </w:pPr>
+    <w:p>
+      <w:pPr>
+        <w:pStyle w:val="BodyText"/>
+      </w:pPr>
+      <w:bookmarkStart w:id="91" w:name="fig:14"/>
       <w:r>
         <w:drawing>
           <wp:inline>
             <wp:extent cx="3733800" cy="1681187"/>
             <wp:effectExtent b="0" l="0" r="0" t="0"/>
-            <wp:docPr descr="Кадр dns - запрос" title="" id="76" name="Picture"/>
+            <wp:docPr descr="Кадр dns - запрос" title="" id="89" name="Picture"/>
             <a:graphic>
               <a:graphicData uri="http://schemas.openxmlformats.org/drawingml/2006/picture">
                 <pic:pic>
                   <pic:nvPicPr>
-                    <pic:cNvPr descr="image/14.png" id="77" name="Picture"/>
+                    <pic:cNvPr descr="image/14.png" id="90" name="Picture"/>
                     <pic:cNvPicPr>
                       <a:picLocks noChangeArrowheads="1" noChangeAspect="1"/>
                     </pic:cNvPicPr>
                   </pic:nvPicPr>
                   <pic:blipFill>
-                    <a:blip r:embed="rId75"/>
+                    <a:blip r:embed="rId88"/>
                     <a:stretch>
                       <a:fillRect/>
                     </a:stretch>
@@ -1306,38 +1387,41 @@
           </wp:inline>
         </w:drawing>
       </w:r>
-    </w:p>
-    <w:p>
-      <w:pPr>
-        <w:pStyle w:val="ImageCaption"/>
-      </w:pPr>
-      <w:r>
-        <w:t xml:space="preserve">Кадр dns - запрос</w:t>
-      </w:r>
-    </w:p>
-    <w:bookmarkEnd w:id="78"/>
-    <w:bookmarkStart w:id="82" w:name="fig:15"/>
-    <w:p>
-      <w:pPr>
-        <w:pStyle w:val="CaptionedFigure"/>
-      </w:pPr>
+      <w:bookmarkEnd w:id="91"/>
+      <w:r>
+        <w:t xml:space="preserve"> </w:t>
+      </w:r>
+      <w:hyperlink r:id="rId92">
+        <w:r>
+          <w:rPr>
+            <w:rStyle w:val="Hyperlink"/>
+          </w:rPr>
+          <w:t xml:space="preserve">Нажмите здесь, чтобы открыть ссылку.</w:t>
+        </w:r>
+      </w:hyperlink>
+    </w:p>
+    <w:p>
+      <w:pPr>
+        <w:pStyle w:val="BodyText"/>
+      </w:pPr>
+      <w:bookmarkStart w:id="96" w:name="fig:15"/>
       <w:r>
         <w:drawing>
           <wp:inline>
             <wp:extent cx="3733800" cy="3444667"/>
             <wp:effectExtent b="0" l="0" r="0" t="0"/>
-            <wp:docPr descr="Кадр dns - ответ" title="" id="80" name="Picture"/>
+            <wp:docPr descr="Кадр dns - ответ" title="" id="94" name="Picture"/>
             <a:graphic>
               <a:graphicData uri="http://schemas.openxmlformats.org/drawingml/2006/picture">
                 <pic:pic>
                   <pic:nvPicPr>
-                    <pic:cNvPr descr="image/15.png" id="81" name="Picture"/>
+                    <pic:cNvPr descr="image/15.png" id="95" name="Picture"/>
                     <pic:cNvPicPr>
                       <a:picLocks noChangeArrowheads="1" noChangeAspect="1"/>
                     </pic:cNvPicPr>
                   </pic:nvPicPr>
                   <pic:blipFill>
-                    <a:blip r:embed="rId79"/>
+                    <a:blip r:embed="rId93"/>
                     <a:stretch>
                       <a:fillRect/>
                     </a:stretch>
@@ -1363,16 +1447,19 @@
           </wp:inline>
         </w:drawing>
       </w:r>
-    </w:p>
-    <w:p>
-      <w:pPr>
-        <w:pStyle w:val="ImageCaption"/>
-      </w:pPr>
-      <w:r>
-        <w:t xml:space="preserve">Кадр dns - ответ</w:t>
-      </w:r>
-    </w:p>
-    <w:bookmarkEnd w:id="82"/>
+      <w:bookmarkEnd w:id="96"/>
+      <w:r>
+        <w:t xml:space="preserve"> </w:t>
+      </w:r>
+      <w:hyperlink r:id="rId97">
+        <w:r>
+          <w:rPr>
+            <w:rStyle w:val="Hyperlink"/>
+          </w:rPr>
+          <w:t xml:space="preserve">Нажмите здесь, чтобы открыть ссылку.</w:t>
+        </w:r>
+      </w:hyperlink>
+    </w:p>
     <w:p>
       <w:pPr>
         <w:pStyle w:val="BodyText"/>
@@ -1400,28 +1487,28 @@
         <w:t xml:space="preserve">). В случае ответа порты заданы наоборот.</w:t>
       </w:r>
     </w:p>
-    <w:bookmarkStart w:id="86" w:name="fig:16"/>
-    <w:p>
-      <w:pPr>
-        <w:pStyle w:val="CaptionedFigure"/>
-      </w:pPr>
+    <w:p>
+      <w:pPr>
+        <w:pStyle w:val="BodyText"/>
+      </w:pPr>
+      <w:bookmarkStart w:id="101" w:name="fig:16"/>
       <w:r>
         <w:drawing>
           <wp:inline>
             <wp:extent cx="3733800" cy="3630940"/>
             <wp:effectExtent b="0" l="0" r="0" t="0"/>
-            <wp:docPr descr="Кадр quic - запрос" title="" id="84" name="Picture"/>
+            <wp:docPr descr="Кадр quic - запрос" title="" id="99" name="Picture"/>
             <a:graphic>
               <a:graphicData uri="http://schemas.openxmlformats.org/drawingml/2006/picture">
                 <pic:pic>
                   <pic:nvPicPr>
-                    <pic:cNvPr descr="image/16.png" id="85" name="Picture"/>
+                    <pic:cNvPr descr="image/16.png" id="100" name="Picture"/>
                     <pic:cNvPicPr>
                       <a:picLocks noChangeArrowheads="1" noChangeAspect="1"/>
                     </pic:cNvPicPr>
                   </pic:nvPicPr>
                   <pic:blipFill>
-                    <a:blip r:embed="rId83"/>
+                    <a:blip r:embed="rId98"/>
                     <a:stretch>
                       <a:fillRect/>
                     </a:stretch>
@@ -1447,18 +1534,21 @@
           </wp:inline>
         </w:drawing>
       </w:r>
-    </w:p>
-    <w:p>
-      <w:pPr>
-        <w:pStyle w:val="ImageCaption"/>
-      </w:pPr>
-      <w:r>
-        <w:t xml:space="preserve">Кадр quic - запрос</w:t>
-      </w:r>
-    </w:p>
-    <w:bookmarkEnd w:id="86"/>
-    <w:bookmarkEnd w:id="87"/>
-    <w:bookmarkStart w:id="104" w:name="X05456eae27a32c8a8b6775570a47414c2cfb90d"/>
+      <w:bookmarkEnd w:id="101"/>
+      <w:r>
+        <w:t xml:space="preserve"> </w:t>
+      </w:r>
+      <w:hyperlink r:id="rId102">
+        <w:r>
+          <w:rPr>
+            <w:rStyle w:val="Hyperlink"/>
+          </w:rPr>
+          <w:t xml:space="preserve">Нажмите здесь, чтобы открыть ссылку.</w:t>
+        </w:r>
+      </w:hyperlink>
+    </w:p>
+    <w:bookmarkEnd w:id="103"/>
+    <w:bookmarkStart w:id="124" w:name="X05456eae27a32c8a8b6775570a47414c2cfb90d"/>
     <w:p>
       <w:pPr>
         <w:pStyle w:val="Heading2"/>
@@ -1514,28 +1604,28 @@
         <w:t xml:space="preserve">).</w:t>
       </w:r>
     </w:p>
-    <w:bookmarkStart w:id="91" w:name="fig:17"/>
-    <w:p>
-      <w:pPr>
-        <w:pStyle w:val="CaptionedFigure"/>
-      </w:pPr>
+    <w:p>
+      <w:pPr>
+        <w:pStyle w:val="BodyText"/>
+      </w:pPr>
+      <w:bookmarkStart w:id="107" w:name="fig:17"/>
       <w:r>
         <w:drawing>
           <wp:inline>
             <wp:extent cx="3733800" cy="3167796"/>
             <wp:effectExtent b="0" l="0" r="0" t="0"/>
-            <wp:docPr descr="Первая ступень handshake TCP" title="" id="89" name="Picture"/>
+            <wp:docPr descr="Первая ступень handshake TCP" title="" id="105" name="Picture"/>
             <a:graphic>
               <a:graphicData uri="http://schemas.openxmlformats.org/drawingml/2006/picture">
                 <pic:pic>
                   <pic:nvPicPr>
-                    <pic:cNvPr descr="image/17.png" id="90" name="Picture"/>
+                    <pic:cNvPr descr="image/17.png" id="106" name="Picture"/>
                     <pic:cNvPicPr>
                       <a:picLocks noChangeArrowheads="1" noChangeAspect="1"/>
                     </pic:cNvPicPr>
                   </pic:nvPicPr>
                   <pic:blipFill>
-                    <a:blip r:embed="rId88"/>
+                    <a:blip r:embed="rId104"/>
                     <a:stretch>
                       <a:fillRect/>
                     </a:stretch>
@@ -1561,16 +1651,19 @@
           </wp:inline>
         </w:drawing>
       </w:r>
-    </w:p>
-    <w:p>
-      <w:pPr>
-        <w:pStyle w:val="ImageCaption"/>
-      </w:pPr>
-      <w:r>
-        <w:t xml:space="preserve">Первая ступень handshake TCP</w:t>
-      </w:r>
-    </w:p>
-    <w:bookmarkEnd w:id="91"/>
+      <w:bookmarkEnd w:id="107"/>
+      <w:r>
+        <w:t xml:space="preserve"> </w:t>
+      </w:r>
+      <w:hyperlink r:id="rId108">
+        <w:r>
+          <w:rPr>
+            <w:rStyle w:val="Hyperlink"/>
+          </w:rPr>
+          <w:t xml:space="preserve">Нажмите здесь, чтобы открыть ссылку.</w:t>
+        </w:r>
+      </w:hyperlink>
+    </w:p>
     <w:p>
       <w:pPr>
         <w:pStyle w:val="Compact"/>
@@ -1610,28 +1703,28 @@
         <w:t xml:space="preserve">).</w:t>
       </w:r>
     </w:p>
-    <w:bookmarkStart w:id="95" w:name="fig:18"/>
-    <w:p>
-      <w:pPr>
-        <w:pStyle w:val="CaptionedFigure"/>
-      </w:pPr>
+    <w:p>
+      <w:pPr>
+        <w:pStyle w:val="BodyText"/>
+      </w:pPr>
+      <w:bookmarkStart w:id="112" w:name="fig:18"/>
       <w:r>
         <w:drawing>
           <wp:inline>
             <wp:extent cx="3733800" cy="1258689"/>
             <wp:effectExtent b="0" l="0" r="0" t="0"/>
-            <wp:docPr descr="Вторая ступень handshake TCP" title="" id="93" name="Picture"/>
+            <wp:docPr descr="Вторая ступень handshake TCP" title="" id="110" name="Picture"/>
             <a:graphic>
               <a:graphicData uri="http://schemas.openxmlformats.org/drawingml/2006/picture">
                 <pic:pic>
                   <pic:nvPicPr>
-                    <pic:cNvPr descr="image/18.png" id="94" name="Picture"/>
+                    <pic:cNvPr descr="image/18.png" id="111" name="Picture"/>
                     <pic:cNvPicPr>
                       <a:picLocks noChangeArrowheads="1" noChangeAspect="1"/>
                     </pic:cNvPicPr>
                   </pic:nvPicPr>
                   <pic:blipFill>
-                    <a:blip r:embed="rId92"/>
+                    <a:blip r:embed="rId109"/>
                     <a:stretch>
                       <a:fillRect/>
                     </a:stretch>
@@ -1657,16 +1750,19 @@
           </wp:inline>
         </w:drawing>
       </w:r>
-    </w:p>
-    <w:p>
-      <w:pPr>
-        <w:pStyle w:val="ImageCaption"/>
-      </w:pPr>
-      <w:r>
-        <w:t xml:space="preserve">Вторая ступень handshake TCP</w:t>
-      </w:r>
-    </w:p>
-    <w:bookmarkEnd w:id="95"/>
+      <w:bookmarkEnd w:id="112"/>
+      <w:r>
+        <w:t xml:space="preserve"> </w:t>
+      </w:r>
+      <w:hyperlink r:id="rId113">
+        <w:r>
+          <w:rPr>
+            <w:rStyle w:val="Hyperlink"/>
+          </w:rPr>
+          <w:t xml:space="preserve">Нажмите здесь, чтобы открыть ссылку.</w:t>
+        </w:r>
+      </w:hyperlink>
+    </w:p>
     <w:p>
       <w:pPr>
         <w:pStyle w:val="Compact"/>
@@ -1720,28 +1816,28 @@
         <w:t xml:space="preserve">).</w:t>
       </w:r>
     </w:p>
-    <w:bookmarkStart w:id="99" w:name="fig:19"/>
-    <w:p>
-      <w:pPr>
-        <w:pStyle w:val="CaptionedFigure"/>
-      </w:pPr>
+    <w:p>
+      <w:pPr>
+        <w:pStyle w:val="BodyText"/>
+      </w:pPr>
+      <w:bookmarkStart w:id="117" w:name="fig:19"/>
       <w:r>
         <w:drawing>
           <wp:inline>
             <wp:extent cx="3733800" cy="855049"/>
             <wp:effectExtent b="0" l="0" r="0" t="0"/>
-            <wp:docPr descr="Третья ступень handshake TCP" title="" id="97" name="Picture"/>
+            <wp:docPr descr="Третья ступень handshake TCP" title="" id="115" name="Picture"/>
             <a:graphic>
               <a:graphicData uri="http://schemas.openxmlformats.org/drawingml/2006/picture">
                 <pic:pic>
                   <pic:nvPicPr>
-                    <pic:cNvPr descr="image/19.png" id="98" name="Picture"/>
+                    <pic:cNvPr descr="image/19.png" id="116" name="Picture"/>
                     <pic:cNvPicPr>
                       <a:picLocks noChangeArrowheads="1" noChangeAspect="1"/>
                     </pic:cNvPicPr>
                   </pic:nvPicPr>
                   <pic:blipFill>
-                    <a:blip r:embed="rId96"/>
+                    <a:blip r:embed="rId114"/>
                     <a:stretch>
                       <a:fillRect/>
                     </a:stretch>
@@ -1767,16 +1863,19 @@
           </wp:inline>
         </w:drawing>
       </w:r>
-    </w:p>
-    <w:p>
-      <w:pPr>
-        <w:pStyle w:val="ImageCaption"/>
-      </w:pPr>
-      <w:r>
-        <w:t xml:space="preserve">Третья ступень handshake TCP</w:t>
-      </w:r>
-    </w:p>
-    <w:bookmarkEnd w:id="99"/>
+      <w:bookmarkEnd w:id="117"/>
+      <w:r>
+        <w:t xml:space="preserve"> </w:t>
+      </w:r>
+      <w:hyperlink r:id="rId118">
+        <w:r>
+          <w:rPr>
+            <w:rStyle w:val="Hyperlink"/>
+          </w:rPr>
+          <w:t xml:space="preserve">Нажмите здесь, чтобы открыть ссылку.</w:t>
+        </w:r>
+      </w:hyperlink>
+    </w:p>
     <w:p>
       <w:pPr>
         <w:pStyle w:val="BodyText"/>
@@ -1804,28 +1903,28 @@
         <w:t xml:space="preserve">).</w:t>
       </w:r>
     </w:p>
-    <w:bookmarkStart w:id="103" w:name="fig:20"/>
-    <w:p>
-      <w:pPr>
-        <w:pStyle w:val="CaptionedFigure"/>
-      </w:pPr>
+    <w:p>
+      <w:pPr>
+        <w:pStyle w:val="BodyText"/>
+      </w:pPr>
+      <w:bookmarkStart w:id="122" w:name="fig:20"/>
       <w:r>
         <w:drawing>
           <wp:inline>
             <wp:extent cx="3733800" cy="2128964"/>
             <wp:effectExtent b="0" l="0" r="0" t="0"/>
-            <wp:docPr descr="График потока" title="" id="101" name="Picture"/>
+            <wp:docPr descr="График потока" title="" id="120" name="Picture"/>
             <a:graphic>
               <a:graphicData uri="http://schemas.openxmlformats.org/drawingml/2006/picture">
                 <pic:pic>
                   <pic:nvPicPr>
-                    <pic:cNvPr descr="image/20.png" id="102" name="Picture"/>
+                    <pic:cNvPr descr="image/20.png" id="121" name="Picture"/>
                     <pic:cNvPicPr>
                       <a:picLocks noChangeArrowheads="1" noChangeAspect="1"/>
                     </pic:cNvPicPr>
                   </pic:nvPicPr>
                   <pic:blipFill>
-                    <a:blip r:embed="rId100"/>
+                    <a:blip r:embed="rId119"/>
                     <a:stretch>
                       <a:fillRect/>
                     </a:stretch>
@@ -1851,16 +1950,19 @@
           </wp:inline>
         </w:drawing>
       </w:r>
-    </w:p>
-    <w:p>
-      <w:pPr>
-        <w:pStyle w:val="ImageCaption"/>
-      </w:pPr>
-      <w:r>
-        <w:t xml:space="preserve">График потока</w:t>
-      </w:r>
-    </w:p>
-    <w:bookmarkEnd w:id="103"/>
+      <w:bookmarkEnd w:id="122"/>
+      <w:r>
+        <w:t xml:space="preserve"> </w:t>
+      </w:r>
+      <w:hyperlink r:id="rId123">
+        <w:r>
+          <w:rPr>
+            <w:rStyle w:val="Hyperlink"/>
+          </w:rPr>
+          <w:t xml:space="preserve">Нажмите здесь, чтобы открыть ссылку.</w:t>
+        </w:r>
+      </w:hyperlink>
+    </w:p>
     <w:p>
       <w:pPr>
         <w:pStyle w:val="BodyText"/>
@@ -1869,9 +1971,9 @@
         <w:t xml:space="preserve">В Wireshark останавливаем захват трафика.</w:t>
       </w:r>
     </w:p>
-    <w:bookmarkEnd w:id="104"/>
-    <w:bookmarkEnd w:id="105"/>
-    <w:bookmarkStart w:id="106" w:name="выводы"/>
+    <w:bookmarkEnd w:id="124"/>
+    <w:bookmarkEnd w:id="125"/>
+    <w:bookmarkStart w:id="126" w:name="выводы"/>
     <w:p>
       <w:pPr>
         <w:pStyle w:val="Heading1"/>
@@ -1888,7 +1990,7 @@
         <w:t xml:space="preserve">В результате выполнения работы были изучены посредством Wireshark кадры Ethernet, произведен анализ PDU протоколов транспортного и прикладного уровней стека TCP/IP.</w:t>
       </w:r>
     </w:p>
-    <w:bookmarkEnd w:id="106"/>
+    <w:bookmarkEnd w:id="126"/>
     <w:sectPr/>
   </w:body>
 </w:document>
